--- a/小波变换参考书/小波变换与分数傅里叶变换理论及应用/第四章/二维正交小波与小波包变换.docx
+++ b/小波变换参考书/小波变换与分数傅里叶变换理论及应用/第四章/二维正交小波与小波包变换.docx
@@ -33,10 +33,10 @@
             <v:path o:extrusionok="f" gradientshapeok="t" o:connecttype="rect"/>
             <o:lock v:ext="edit" aspectratio="t"/>
           </v:shapetype>
-          <v:shape id="_x0000_i1027" type="#_x0000_t75" style="width:130.75pt;height:55.85pt" o:ole="">
+          <v:shape id="_x0000_i1025" type="#_x0000_t75" style="width:130.75pt;height:55.65pt" o:ole="">
             <v:imagedata r:id="rId7" o:title=""/>
           </v:shape>
-          <o:OLEObject Type="Embed" ProgID="Equation.DSMT4" ShapeID="_x0000_i1027" DrawAspect="Content" ObjectID="_1673983053" r:id="rId8"/>
+          <o:OLEObject Type="Embed" ProgID="Equation.DSMT4" ShapeID="_x0000_i1025" DrawAspect="Content" ObjectID="_1674066010" r:id="rId8"/>
         </w:object>
       </w:r>
       <w:r>
@@ -55,10 +55,10 @@
           <w:position w:val="-14"/>
         </w:rPr>
         <w:object w:dxaOrig="2200" w:dyaOrig="440" w14:anchorId="5E401B84">
-          <v:shape id="_x0000_i1030" type="#_x0000_t75" style="width:110pt;height:21.9pt" o:ole="">
+          <v:shape id="_x0000_i1026" type="#_x0000_t75" style="width:110pt;height:22.1pt" o:ole="">
             <v:imagedata r:id="rId9" o:title=""/>
           </v:shape>
-          <o:OLEObject Type="Embed" ProgID="Equation.DSMT4" ShapeID="_x0000_i1030" DrawAspect="Content" ObjectID="_1673983054" r:id="rId10"/>
+          <o:OLEObject Type="Embed" ProgID="Equation.DSMT4" ShapeID="_x0000_i1026" DrawAspect="Content" ObjectID="_1674066011" r:id="rId10"/>
         </w:object>
       </w:r>
       <w:r>
@@ -77,10 +77,10 @@
           <w:position w:val="-72"/>
         </w:rPr>
         <w:object w:dxaOrig="3739" w:dyaOrig="1600" w14:anchorId="44BB6038">
-          <v:shape id="_x0000_i1040" type="#_x0000_t75" style="width:187.2pt;height:80.05pt" o:ole="">
+          <v:shape id="_x0000_i1027" type="#_x0000_t75" style="width:187.3pt;height:79.95pt" o:ole="">
             <v:imagedata r:id="rId11" o:title=""/>
           </v:shape>
-          <o:OLEObject Type="Embed" ProgID="Equation.DSMT4" ShapeID="_x0000_i1040" DrawAspect="Content" ObjectID="_1673983055" r:id="rId12"/>
+          <o:OLEObject Type="Embed" ProgID="Equation.DSMT4" ShapeID="_x0000_i1027" DrawAspect="Content" ObjectID="_1674066012" r:id="rId12"/>
         </w:object>
       </w:r>
       <w:r>
@@ -98,9 +98,6 @@
     <w:p>
       <w:pPr>
         <w:pStyle w:val="MTDisplayEquation"/>
-        <w:rPr>
-          <w:rFonts w:hint="eastAsia"/>
-        </w:rPr>
       </w:pPr>
       <w:r>
         <w:tab/>
@@ -110,10 +107,10 @@
           <w:position w:val="-52"/>
         </w:rPr>
         <w:object w:dxaOrig="1820" w:dyaOrig="1160" w14:anchorId="0CC7102E">
-          <v:shape id="_x0000_i1043" type="#_x0000_t75" style="width:91pt;height:58.2pt" o:ole="">
+          <v:shape id="_x0000_i1028" type="#_x0000_t75" style="width:91pt;height:58.3pt" o:ole="">
             <v:imagedata r:id="rId13" o:title=""/>
           </v:shape>
-          <o:OLEObject Type="Embed" ProgID="Equation.DSMT4" ShapeID="_x0000_i1043" DrawAspect="Content" ObjectID="_1673983056" r:id="rId14"/>
+          <o:OLEObject Type="Embed" ProgID="Equation.DSMT4" ShapeID="_x0000_i1028" DrawAspect="Content" ObjectID="_1674066013" r:id="rId14"/>
         </w:object>
       </w:r>
       <w:r>
@@ -131,9 +128,6 @@
     <w:p>
       <w:pPr>
         <w:pStyle w:val="MTDisplayEquation"/>
-        <w:rPr>
-          <w:rFonts w:hint="eastAsia"/>
-        </w:rPr>
       </w:pPr>
       <w:r>
         <w:tab/>
@@ -143,10 +137,10 @@
           <w:position w:val="-28"/>
         </w:rPr>
         <w:object w:dxaOrig="3019" w:dyaOrig="580" w14:anchorId="16C7676C">
-          <v:shape id="_x0000_i1046" type="#_x0000_t75" style="width:150.9pt;height:28.8pt" o:ole="">
+          <v:shape id="_x0000_i1029" type="#_x0000_t75" style="width:151.05pt;height:28.7pt" o:ole="">
             <v:imagedata r:id="rId15" o:title=""/>
           </v:shape>
-          <o:OLEObject Type="Embed" ProgID="Equation.DSMT4" ShapeID="_x0000_i1046" DrawAspect="Content" ObjectID="_1673983057" r:id="rId16"/>
+          <o:OLEObject Type="Embed" ProgID="Equation.DSMT4" ShapeID="_x0000_i1029" DrawAspect="Content" ObjectID="_1674066014" r:id="rId16"/>
         </w:object>
       </w:r>
       <w:r>
@@ -162,10 +156,10 @@
           <w:position w:val="-58"/>
         </w:rPr>
         <w:object w:dxaOrig="1860" w:dyaOrig="1280" w14:anchorId="1ACD5AB7">
-          <v:shape id="_x0000_i1051" type="#_x0000_t75" style="width:92.75pt;height:63.95pt" o:ole="">
+          <v:shape id="_x0000_i1030" type="#_x0000_t75" style="width:92.75pt;height:64.05pt" o:ole="">
             <v:imagedata r:id="rId17" o:title=""/>
           </v:shape>
-          <o:OLEObject Type="Embed" ProgID="Equation.DSMT4" ShapeID="_x0000_i1051" DrawAspect="Content" ObjectID="_1673983058" r:id="rId18"/>
+          <o:OLEObject Type="Embed" ProgID="Equation.DSMT4" ShapeID="_x0000_i1030" DrawAspect="Content" ObjectID="_1674066015" r:id="rId18"/>
         </w:object>
       </w:r>
     </w:p>
@@ -180,9 +174,6 @@
     <w:p>
       <w:pPr>
         <w:pStyle w:val="MTDisplayEquation"/>
-        <w:rPr>
-          <w:rFonts w:hint="eastAsia"/>
-        </w:rPr>
       </w:pPr>
       <w:r>
         <w:tab/>
@@ -192,10 +183,10 @@
           <w:position w:val="-58"/>
         </w:rPr>
         <w:object w:dxaOrig="2140" w:dyaOrig="1280" w14:anchorId="4BE22552">
-          <v:shape id="_x0000_i1055" type="#_x0000_t75" style="width:107.15pt;height:63.95pt" o:ole="">
+          <v:shape id="_x0000_i1031" type="#_x0000_t75" style="width:106.9pt;height:64.05pt" o:ole="">
             <v:imagedata r:id="rId19" o:title=""/>
           </v:shape>
-          <o:OLEObject Type="Embed" ProgID="Equation.DSMT4" ShapeID="_x0000_i1055" DrawAspect="Content" ObjectID="_1673983059" r:id="rId20"/>
+          <o:OLEObject Type="Embed" ProgID="Equation.DSMT4" ShapeID="_x0000_i1031" DrawAspect="Content" ObjectID="_1674066016" r:id="rId20"/>
         </w:object>
       </w:r>
       <w:r>
@@ -213,9 +204,6 @@
     <w:p>
       <w:pPr>
         <w:pStyle w:val="MTDisplayEquation"/>
-        <w:rPr>
-          <w:rFonts w:hint="eastAsia"/>
-        </w:rPr>
       </w:pPr>
       <w:r>
         <w:tab/>
@@ -225,10 +213,10 @@
           <w:position w:val="-58"/>
         </w:rPr>
         <w:object w:dxaOrig="2420" w:dyaOrig="1219" w14:anchorId="2BE9CB36">
-          <v:shape id="_x0000_i1062" type="#_x0000_t75" style="width:120.95pt;height:61.05pt" o:ole="">
+          <v:shape id="_x0000_i1032" type="#_x0000_t75" style="width:121.05pt;height:60.95pt" o:ole="">
             <v:imagedata r:id="rId21" o:title=""/>
           </v:shape>
-          <o:OLEObject Type="Embed" ProgID="Equation.DSMT4" ShapeID="_x0000_i1062" DrawAspect="Content" ObjectID="_1673983060" r:id="rId22"/>
+          <o:OLEObject Type="Embed" ProgID="Equation.DSMT4" ShapeID="_x0000_i1032" DrawAspect="Content" ObjectID="_1674066017" r:id="rId22"/>
         </w:object>
       </w:r>
       <w:r>
@@ -249,10 +237,10 @@
           <w:position w:val="-14"/>
         </w:rPr>
         <w:object w:dxaOrig="960" w:dyaOrig="380" w14:anchorId="3100114E">
-          <v:shape id="_x0000_i1065" type="#_x0000_t75" style="width:47.8pt;height:19pt" o:ole="">
+          <v:shape id="_x0000_i1033" type="#_x0000_t75" style="width:47.7pt;height:19pt" o:ole="">
             <v:imagedata r:id="rId23" o:title=""/>
           </v:shape>
-          <o:OLEObject Type="Embed" ProgID="Equation.DSMT4" ShapeID="_x0000_i1065" DrawAspect="Content" ObjectID="_1673983061" r:id="rId24"/>
+          <o:OLEObject Type="Embed" ProgID="Equation.DSMT4" ShapeID="_x0000_i1033" DrawAspect="Content" ObjectID="_1674066018" r:id="rId24"/>
         </w:object>
       </w:r>
       <w:r>
@@ -273,10 +261,10 @@
           <w:position w:val="-22"/>
         </w:rPr>
         <w:object w:dxaOrig="1160" w:dyaOrig="480" w14:anchorId="26F73FA3">
-          <v:shape id="_x0000_i1069" type="#_x0000_t75" style="width:58.2pt;height:24.2pt" o:ole="">
+          <v:shape id="_x0000_i1034" type="#_x0000_t75" style="width:58.3pt;height:24.3pt" o:ole="">
             <v:imagedata r:id="rId25" o:title=""/>
           </v:shape>
-          <o:OLEObject Type="Embed" ProgID="Equation.DSMT4" ShapeID="_x0000_i1069" DrawAspect="Content" ObjectID="_1673983062" r:id="rId26"/>
+          <o:OLEObject Type="Embed" ProgID="Equation.DSMT4" ShapeID="_x0000_i1034" DrawAspect="Content" ObjectID="_1674066019" r:id="rId26"/>
         </w:object>
       </w:r>
       <w:r>
@@ -297,10 +285,10 @@
           <w:position w:val="-24"/>
         </w:rPr>
         <w:object w:dxaOrig="1980" w:dyaOrig="639" w14:anchorId="1E2DFAE1">
-          <v:shape id="_x0000_i1073" type="#_x0000_t75" style="width:99.05pt;height:31.7pt" o:ole="">
+          <v:shape id="_x0000_i1035" type="#_x0000_t75" style="width:98.95pt;height:31.8pt" o:ole="">
             <v:imagedata r:id="rId27" o:title=""/>
           </v:shape>
-          <o:OLEObject Type="Embed" ProgID="Equation.DSMT4" ShapeID="_x0000_i1073" DrawAspect="Content" ObjectID="_1673983063" r:id="rId28"/>
+          <o:OLEObject Type="Embed" ProgID="Equation.DSMT4" ShapeID="_x0000_i1035" DrawAspect="Content" ObjectID="_1674066020" r:id="rId28"/>
         </w:object>
       </w:r>
       <w:r>
@@ -321,10 +309,10 @@
           <w:position w:val="-14"/>
         </w:rPr>
         <w:object w:dxaOrig="3200" w:dyaOrig="400" w14:anchorId="4C388158">
-          <v:shape id="_x0000_i1077" type="#_x0000_t75" style="width:160.15pt;height:20.15pt" o:ole="">
+          <v:shape id="_x0000_i1036" type="#_x0000_t75" style="width:160.35pt;height:20.3pt" o:ole="">
             <v:imagedata r:id="rId29" o:title=""/>
           </v:shape>
-          <o:OLEObject Type="Embed" ProgID="Equation.DSMT4" ShapeID="_x0000_i1077" DrawAspect="Content" ObjectID="_1673983064" r:id="rId30"/>
+          <o:OLEObject Type="Embed" ProgID="Equation.DSMT4" ShapeID="_x0000_i1036" DrawAspect="Content" ObjectID="_1674066021" r:id="rId30"/>
         </w:object>
       </w:r>
       <w:r>
@@ -345,10 +333,10 @@
           <w:position w:val="-18"/>
         </w:rPr>
         <w:object w:dxaOrig="3100" w:dyaOrig="480" w14:anchorId="70EDA43D">
-          <v:shape id="_x0000_i1081" type="#_x0000_t75" style="width:154.95pt;height:24.2pt" o:ole="">
+          <v:shape id="_x0000_i1037" type="#_x0000_t75" style="width:155.05pt;height:24.3pt" o:ole="">
             <v:imagedata r:id="rId31" o:title=""/>
           </v:shape>
-          <o:OLEObject Type="Embed" ProgID="Equation.DSMT4" ShapeID="_x0000_i1081" DrawAspect="Content" ObjectID="_1673983065" r:id="rId32"/>
+          <o:OLEObject Type="Embed" ProgID="Equation.DSMT4" ShapeID="_x0000_i1037" DrawAspect="Content" ObjectID="_1674066022" r:id="rId32"/>
         </w:object>
       </w:r>
       <w:r>
@@ -362,10 +350,10 @@
           <w:position w:val="-12"/>
         </w:rPr>
         <w:object w:dxaOrig="300" w:dyaOrig="360" w14:anchorId="4090E379">
-          <v:shape id="_x0000_i1084" type="#_x0000_t75" style="width:15pt;height:17.85pt" o:ole="">
+          <v:shape id="_x0000_i1038" type="#_x0000_t75" style="width:15pt;height:17.65pt" o:ole="">
             <v:imagedata r:id="rId33" o:title=""/>
           </v:shape>
-          <o:OLEObject Type="Embed" ProgID="Equation.DSMT4" ShapeID="_x0000_i1084" DrawAspect="Content" ObjectID="_1673983066" r:id="rId34"/>
+          <o:OLEObject Type="Embed" ProgID="Equation.DSMT4" ShapeID="_x0000_i1038" DrawAspect="Content" ObjectID="_1674066023" r:id="rId34"/>
         </w:object>
       </w:r>
       <w:r>
@@ -384,13 +372,60 @@
       </w:r>
       <w:r>
         <w:rPr>
+          <w:position w:val="-12"/>
+        </w:rPr>
+        <w:object w:dxaOrig="1200" w:dyaOrig="360" w14:anchorId="118A628C">
+          <v:shape id="_x0000_i1067" type="#_x0000_t75" style="width:60.05pt;height:18.1pt" o:ole="">
+            <v:imagedata r:id="rId35" o:title=""/>
+          </v:shape>
+          <o:OLEObject Type="Embed" ProgID="Equation.DSMT4" ShapeID="_x0000_i1067" DrawAspect="Content" ObjectID="_1674066024" r:id="rId36"/>
+        </w:object>
+      </w:r>
+      <w:r>
+        <w:t xml:space="preserve"> </w:t>
+      </w:r>
+    </w:p>
+    <w:p>
+      <w:pPr>
+        <w:pStyle w:val="MTDisplayEquation"/>
+        <w:rPr>
+          <w:rFonts w:hint="eastAsia"/>
+        </w:rPr>
+      </w:pPr>
+      <w:r>
+        <w:tab/>
+      </w:r>
+      <w:r>
+        <w:rPr>
+          <w:position w:val="-14"/>
+        </w:rPr>
+        <w:object w:dxaOrig="3620" w:dyaOrig="420" w14:anchorId="100A961F">
+          <v:shape id="_x0000_i1072" type="#_x0000_t75" style="width:181.1pt;height:21.2pt" o:ole="">
+            <v:imagedata r:id="rId37" o:title=""/>
+          </v:shape>
+          <o:OLEObject Type="Embed" ProgID="Equation.DSMT4" ShapeID="_x0000_i1072" DrawAspect="Content" ObjectID="_1674066025" r:id="rId38"/>
+        </w:object>
+      </w:r>
+      <w:r>
+        <w:t xml:space="preserve"> </w:t>
+      </w:r>
+    </w:p>
+    <w:p>
+      <w:pPr>
+        <w:pStyle w:val="MTDisplayEquation"/>
+      </w:pPr>
+      <w:r>
+        <w:tab/>
+      </w:r>
+      <w:r>
+        <w:rPr>
           <w:position w:val="-38"/>
         </w:rPr>
         <w:object w:dxaOrig="5140" w:dyaOrig="880" w14:anchorId="5A8CD181">
-          <v:shape id="_x0000_i1089" type="#_x0000_t75" style="width:256.9pt;height:43.8pt" o:ole="">
-            <v:imagedata r:id="rId35" o:title=""/>
-          </v:shape>
-          <o:OLEObject Type="Embed" ProgID="Equation.DSMT4" ShapeID="_x0000_i1089" DrawAspect="Content" ObjectID="_1673983067" r:id="rId36"/>
+          <v:shape id="_x0000_i1039" type="#_x0000_t75" style="width:257.1pt;height:43.75pt" o:ole="">
+            <v:imagedata r:id="rId39" o:title=""/>
+          </v:shape>
+          <o:OLEObject Type="Embed" ProgID="Equation.DSMT4" ShapeID="_x0000_i1039" DrawAspect="Content" ObjectID="_1674066026" r:id="rId40"/>
         </w:object>
       </w:r>
       <w:r>
@@ -403,10 +438,10 @@
           <w:position w:val="-14"/>
         </w:rPr>
         <w:object w:dxaOrig="420" w:dyaOrig="420" w14:anchorId="086F27FF">
-          <v:shape id="_x0000_i1093" type="#_x0000_t75" style="width:20.75pt;height:20.75pt" o:ole="">
-            <v:imagedata r:id="rId37" o:title=""/>
-          </v:shape>
-          <o:OLEObject Type="Embed" ProgID="Equation.DSMT4" ShapeID="_x0000_i1093" DrawAspect="Content" ObjectID="_1673983068" r:id="rId38"/>
+          <v:shape id="_x0000_i1040" type="#_x0000_t75" style="width:20.75pt;height:20.75pt" o:ole="">
+            <v:imagedata r:id="rId41" o:title=""/>
+          </v:shape>
+          <o:OLEObject Type="Embed" ProgID="Equation.DSMT4" ShapeID="_x0000_i1040" DrawAspect="Content" ObjectID="_1674066027" r:id="rId42"/>
         </w:object>
       </w:r>
       <w:r>
@@ -428,22 +463,12 @@
           <w:position w:val="-16"/>
         </w:rPr>
         <w:object w:dxaOrig="4900" w:dyaOrig="440" w14:anchorId="203CD210">
-          <v:shape id="_x0000_i1096" type="#_x0000_t75" style="width:244.8pt;height:21.9pt" o:ole="">
-            <v:imagedata r:id="rId39" o:title=""/>
-          </v:shape>
-          <o:OLEObject Type="Embed" ProgID="Equation.DSMT4" ShapeID="_x0000_i1096" DrawAspect="Content" ObjectID="_1673983069" r:id="rId40"/>
-        </w:object>
-      </w:r>
-      <w:r>
-        <w:t xml:space="preserve"> </w:t>
-      </w:r>
-    </w:p>
-    <w:p>
-      <w:pPr>
-        <w:rPr>
-          <w:rFonts w:hint="eastAsia"/>
-        </w:rPr>
-      </w:pPr>
+          <v:shape id="_x0000_i1041" type="#_x0000_t75" style="width:244.7pt;height:22.1pt" o:ole="">
+            <v:imagedata r:id="rId43" o:title=""/>
+          </v:shape>
+          <o:OLEObject Type="Embed" ProgID="Equation.DSMT4" ShapeID="_x0000_i1041" DrawAspect="Content" ObjectID="_1674066028" r:id="rId44"/>
+        </w:object>
+      </w:r>
       <w:r>
         <w:t xml:space="preserve"> </w:t>
       </w:r>
@@ -462,9 +487,6 @@
     <w:p>
       <w:pPr>
         <w:pStyle w:val="MTDisplayEquation"/>
-        <w:rPr>
-          <w:rFonts w:hint="eastAsia"/>
-        </w:rPr>
       </w:pPr>
       <w:r>
         <w:tab/>
@@ -474,10 +496,10 @@
           <w:position w:val="-56"/>
         </w:rPr>
         <w:object w:dxaOrig="2299" w:dyaOrig="1280" w14:anchorId="6A3BEC36">
-          <v:shape id="_x0000_i1099" type="#_x0000_t75" style="width:115.2pt;height:63.95pt" o:ole="">
-            <v:imagedata r:id="rId41" o:title=""/>
-          </v:shape>
-          <o:OLEObject Type="Embed" ProgID="Equation.DSMT4" ShapeID="_x0000_i1099" DrawAspect="Content" ObjectID="_1673983070" r:id="rId42"/>
+          <v:shape id="_x0000_i1042" type="#_x0000_t75" style="width:115.3pt;height:64.05pt" o:ole="">
+            <v:imagedata r:id="rId45" o:title=""/>
+          </v:shape>
+          <o:OLEObject Type="Embed" ProgID="Equation.DSMT4" ShapeID="_x0000_i1042" DrawAspect="Content" ObjectID="_1674066029" r:id="rId46"/>
         </w:object>
       </w:r>
       <w:r>
@@ -490,10 +512,10 @@
           <w:position w:val="-14"/>
         </w:rPr>
         <w:object w:dxaOrig="400" w:dyaOrig="420" w14:anchorId="398E7AAE">
-          <v:shape id="_x0000_i1103" type="#_x0000_t75" style="width:20.15pt;height:20.75pt" o:ole="">
-            <v:imagedata r:id="rId43" o:title=""/>
-          </v:shape>
-          <o:OLEObject Type="Embed" ProgID="Equation.DSMT4" ShapeID="_x0000_i1103" DrawAspect="Content" ObjectID="_1673983071" r:id="rId44"/>
+          <v:shape id="_x0000_i1043" type="#_x0000_t75" style="width:20.3pt;height:20.75pt" o:ole="">
+            <v:imagedata r:id="rId47" o:title=""/>
+          </v:shape>
+          <o:OLEObject Type="Embed" ProgID="Equation.DSMT4" ShapeID="_x0000_i1043" DrawAspect="Content" ObjectID="_1674066030" r:id="rId48"/>
         </w:object>
       </w:r>
       <w:r>
@@ -515,10 +537,10 @@
           <w:position w:val="-16"/>
         </w:rPr>
         <w:object w:dxaOrig="5760" w:dyaOrig="440" w14:anchorId="2A054A37">
-          <v:shape id="_x0000_i1107" type="#_x0000_t75" style="width:4in;height:21.9pt" o:ole="">
-            <v:imagedata r:id="rId45" o:title=""/>
-          </v:shape>
-          <o:OLEObject Type="Embed" ProgID="Equation.DSMT4" ShapeID="_x0000_i1107" DrawAspect="Content" ObjectID="_1673983072" r:id="rId46"/>
+          <v:shape id="_x0000_i1044" type="#_x0000_t75" style="width:4in;height:22.1pt" o:ole="">
+            <v:imagedata r:id="rId49" o:title=""/>
+          </v:shape>
+          <o:OLEObject Type="Embed" ProgID="Equation.DSMT4" ShapeID="_x0000_i1044" DrawAspect="Content" ObjectID="_1674066031" r:id="rId50"/>
         </w:object>
       </w:r>
       <w:r>
@@ -531,10 +553,10 @@
           <w:position w:val="-14"/>
         </w:rPr>
         <w:object w:dxaOrig="2100" w:dyaOrig="400" w14:anchorId="07EE9A70">
-          <v:shape id="_x0000_i1110" type="#_x0000_t75" style="width:104.85pt;height:20.15pt" o:ole="">
-            <v:imagedata r:id="rId47" o:title=""/>
-          </v:shape>
-          <o:OLEObject Type="Embed" ProgID="Equation.DSMT4" ShapeID="_x0000_i1110" DrawAspect="Content" ObjectID="_1673983073" r:id="rId48"/>
+          <v:shape id="_x0000_i1045" type="#_x0000_t75" style="width:104.7pt;height:20.3pt" o:ole="">
+            <v:imagedata r:id="rId51" o:title=""/>
+          </v:shape>
+          <o:OLEObject Type="Embed" ProgID="Equation.DSMT4" ShapeID="_x0000_i1045" DrawAspect="Content" ObjectID="_1674066032" r:id="rId52"/>
         </w:object>
       </w:r>
       <w:r>
@@ -548,10 +570,10 @@
           <w:position w:val="-14"/>
         </w:rPr>
         <w:object w:dxaOrig="1460" w:dyaOrig="420" w14:anchorId="29152F1C">
-          <v:shape id="_x0000_i1115" type="#_x0000_t75" style="width:73.15pt;height:20.75pt" o:ole="">
-            <v:imagedata r:id="rId49" o:title=""/>
-          </v:shape>
-          <o:OLEObject Type="Embed" ProgID="Equation.DSMT4" ShapeID="_x0000_i1115" DrawAspect="Content" ObjectID="_1673983074" r:id="rId50"/>
+          <v:shape id="_x0000_i1046" type="#_x0000_t75" style="width:73.35pt;height:20.75pt" o:ole="">
+            <v:imagedata r:id="rId53" o:title=""/>
+          </v:shape>
+          <o:OLEObject Type="Embed" ProgID="Equation.DSMT4" ShapeID="_x0000_i1046" DrawAspect="Content" ObjectID="_1674066033" r:id="rId54"/>
         </w:object>
       </w:r>
       <w:r>
@@ -565,10 +587,10 @@
           <w:position w:val="-14"/>
         </w:rPr>
         <w:object w:dxaOrig="2160" w:dyaOrig="420" w14:anchorId="25AB286A">
-          <v:shape id="_x0000_i1120" type="#_x0000_t75" style="width:108.3pt;height:20.75pt" o:ole="">
-            <v:imagedata r:id="rId51" o:title=""/>
-          </v:shape>
-          <o:OLEObject Type="Embed" ProgID="Equation.DSMT4" ShapeID="_x0000_i1120" DrawAspect="Content" ObjectID="_1673983075" r:id="rId52"/>
+          <v:shape id="_x0000_i1047" type="#_x0000_t75" style="width:108.2pt;height:20.75pt" o:ole="">
+            <v:imagedata r:id="rId55" o:title=""/>
+          </v:shape>
+          <o:OLEObject Type="Embed" ProgID="Equation.DSMT4" ShapeID="_x0000_i1047" DrawAspect="Content" ObjectID="_1674066034" r:id="rId56"/>
         </w:object>
       </w:r>
       <w:r>
@@ -590,22 +612,19 @@
           <w:position w:val="-28"/>
         </w:rPr>
         <w:object w:dxaOrig="2340" w:dyaOrig="680" w14:anchorId="588A02B8">
-          <v:shape id="_x0000_i1129" type="#_x0000_t75" style="width:116.95pt;height:34pt" o:ole="">
-            <v:imagedata r:id="rId53" o:title=""/>
-          </v:shape>
-          <o:OLEObject Type="Embed" ProgID="Equation.DSMT4" ShapeID="_x0000_i1129" DrawAspect="Content" ObjectID="_1673983076" r:id="rId54"/>
-        </w:object>
-      </w:r>
-      <w:r>
-        <w:t xml:space="preserve"> </w:t>
-      </w:r>
-    </w:p>
-    <w:p>
-      <w:pPr>
-        <w:pStyle w:val="MTDisplayEquation"/>
-        <w:rPr>
-          <w:rFonts w:hint="eastAsia"/>
-        </w:rPr>
+          <v:shape id="_x0000_i1048" type="#_x0000_t75" style="width:117.05pt;height:34pt" o:ole="">
+            <v:imagedata r:id="rId57" o:title=""/>
+          </v:shape>
+          <o:OLEObject Type="Embed" ProgID="Equation.DSMT4" ShapeID="_x0000_i1048" DrawAspect="Content" ObjectID="_1674066035" r:id="rId58"/>
+        </w:object>
+      </w:r>
+      <w:r>
+        <w:t xml:space="preserve"> </w:t>
+      </w:r>
+    </w:p>
+    <w:p>
+      <w:pPr>
+        <w:pStyle w:val="MTDisplayEquation"/>
       </w:pPr>
       <w:r>
         <w:tab/>
@@ -615,22 +634,19 @@
           <w:position w:val="-28"/>
         </w:rPr>
         <w:object w:dxaOrig="2380" w:dyaOrig="680" w14:anchorId="5AAF2CAC">
-          <v:shape id="_x0000_i1132" type="#_x0000_t75" style="width:119.25pt;height:34pt" o:ole="">
-            <v:imagedata r:id="rId55" o:title=""/>
-          </v:shape>
-          <o:OLEObject Type="Embed" ProgID="Equation.DSMT4" ShapeID="_x0000_i1132" DrawAspect="Content" ObjectID="_1673983077" r:id="rId56"/>
-        </w:object>
-      </w:r>
-      <w:r>
-        <w:t xml:space="preserve"> </w:t>
-      </w:r>
-    </w:p>
-    <w:p>
-      <w:pPr>
-        <w:pStyle w:val="MTDisplayEquation"/>
-        <w:rPr>
-          <w:rFonts w:hint="eastAsia"/>
-        </w:rPr>
+          <v:shape id="_x0000_i1049" type="#_x0000_t75" style="width:119.25pt;height:34pt" o:ole="">
+            <v:imagedata r:id="rId59" o:title=""/>
+          </v:shape>
+          <o:OLEObject Type="Embed" ProgID="Equation.DSMT4" ShapeID="_x0000_i1049" DrawAspect="Content" ObjectID="_1674066036" r:id="rId60"/>
+        </w:object>
+      </w:r>
+      <w:r>
+        <w:t xml:space="preserve"> </w:t>
+      </w:r>
+    </w:p>
+    <w:p>
+      <w:pPr>
+        <w:pStyle w:val="MTDisplayEquation"/>
       </w:pPr>
       <w:r>
         <w:tab/>
@@ -640,10 +656,10 @@
           <w:position w:val="-34"/>
         </w:rPr>
         <w:object w:dxaOrig="5220" w:dyaOrig="740" w14:anchorId="0B2738AF">
-          <v:shape id="_x0000_i1135" type="#_x0000_t75" style="width:260.95pt;height:36.85pt" o:ole="">
-            <v:imagedata r:id="rId57" o:title=""/>
-          </v:shape>
-          <o:OLEObject Type="Embed" ProgID="Equation.DSMT4" ShapeID="_x0000_i1135" DrawAspect="Content" ObjectID="_1673983078" r:id="rId58"/>
+          <v:shape id="_x0000_i1050" type="#_x0000_t75" style="width:261.05pt;height:36.65pt" o:ole="">
+            <v:imagedata r:id="rId61" o:title=""/>
+          </v:shape>
+          <o:OLEObject Type="Embed" ProgID="Equation.DSMT4" ShapeID="_x0000_i1050" DrawAspect="Content" ObjectID="_1674066037" r:id="rId62"/>
         </w:object>
       </w:r>
       <w:r>
@@ -661,9 +677,6 @@
     <w:p>
       <w:pPr>
         <w:pStyle w:val="MTDisplayEquation"/>
-        <w:rPr>
-          <w:rFonts w:hint="eastAsia"/>
-        </w:rPr>
       </w:pPr>
       <w:r>
         <w:lastRenderedPageBreak/>
@@ -674,22 +687,106 @@
           <w:position w:val="-98"/>
         </w:rPr>
         <w:object w:dxaOrig="1740" w:dyaOrig="2140" w14:anchorId="27419461">
-          <v:shape id="_x0000_i1138" type="#_x0000_t75" style="width:87pt;height:107.15pt" o:ole="">
-            <v:imagedata r:id="rId59" o:title=""/>
-          </v:shape>
-          <o:OLEObject Type="Embed" ProgID="Equation.DSMT4" ShapeID="_x0000_i1138" DrawAspect="Content" ObjectID="_1673983079" r:id="rId60"/>
-        </w:object>
-      </w:r>
-      <w:r>
-        <w:t xml:space="preserve"> </w:t>
-      </w:r>
-    </w:p>
-    <w:p>
-      <w:pPr>
-        <w:pStyle w:val="MTDisplayEquation"/>
-        <w:rPr>
-          <w:rFonts w:hint="eastAsia"/>
-        </w:rPr>
+          <v:shape id="_x0000_i1051" type="#_x0000_t75" style="width:87pt;height:106.9pt" o:ole="">
+            <v:imagedata r:id="rId63" o:title=""/>
+          </v:shape>
+          <o:OLEObject Type="Embed" ProgID="Equation.DSMT4" ShapeID="_x0000_i1051" DrawAspect="Content" ObjectID="_1674066038" r:id="rId64"/>
+        </w:object>
+      </w:r>
+      <w:r>
+        <w:t xml:space="preserve"> </w:t>
+      </w:r>
+    </w:p>
+    <w:p>
+      <w:pPr>
+        <w:pStyle w:val="MTDisplayEquation"/>
+        <w:rPr>
+          <w:rFonts w:hint="eastAsia"/>
+        </w:rPr>
+      </w:pPr>
+      <w:r>
+        <w:tab/>
+      </w:r>
+      <w:r>
+        <w:rPr>
+          <w:position w:val="-6"/>
+        </w:rPr>
+        <w:object w:dxaOrig="4959" w:dyaOrig="4959" w14:anchorId="260E648F">
+          <v:shape id="_x0000_i1108" type="#_x0000_t75" style="width:247.8pt;height:247.8pt" o:ole="">
+            <v:imagedata r:id="rId65" o:title=""/>
+          </v:shape>
+          <o:OLEObject Type="Embed" ProgID="Equation.DSMT4" ShapeID="_x0000_i1108" DrawAspect="Content" ObjectID="_1674066039" r:id="rId66"/>
+        </w:object>
+      </w:r>
+      <w:r>
+        <w:t xml:space="preserve">  </w:t>
+      </w:r>
+    </w:p>
+    <w:p>
+      <w:pPr>
+        <w:pStyle w:val="MTDisplayEquation"/>
+      </w:pPr>
+      <w:r>
+        <w:tab/>
+      </w:r>
+      <w:r>
+        <w:rPr>
+          <w:position w:val="-110"/>
+        </w:rPr>
+        <w:object w:dxaOrig="7699" w:dyaOrig="2260" w14:anchorId="3646A109">
+          <v:shape id="_x0000_i1126" type="#_x0000_t75" style="width:384.75pt;height:113.1pt" o:ole="">
+            <v:imagedata r:id="rId67" o:title=""/>
+          </v:shape>
+          <o:OLEObject Type="Embed" ProgID="Equation.DSMT4" ShapeID="_x0000_i1126" DrawAspect="Content" ObjectID="_1674066040" r:id="rId68"/>
+        </w:object>
+      </w:r>
+      <w:r>
+        <w:t xml:space="preserve"> </w:t>
+      </w:r>
+    </w:p>
+    <w:p>
+      <w:pPr>
+        <w:pStyle w:val="MTDisplayEquation"/>
+      </w:pPr>
+      <w:r>
+        <w:lastRenderedPageBreak/>
+        <w:tab/>
+      </w:r>
+      <w:r>
+        <w:rPr>
+          <w:position w:val="-82"/>
+        </w:rPr>
+        <w:object w:dxaOrig="6740" w:dyaOrig="10700" w14:anchorId="3D8615B2">
+          <v:shape id="_x0000_i1128" type="#_x0000_t75" style="width:337.05pt;height:534.9pt" o:ole="">
+            <v:imagedata r:id="rId69" o:title=""/>
+          </v:shape>
+          <o:OLEObject Type="Embed" ProgID="Equation.DSMT4" ShapeID="_x0000_i1128" DrawAspect="Content" ObjectID="_1674066041" r:id="rId70"/>
+        </w:object>
+      </w:r>
+      <w:r>
+        <w:t xml:space="preserve"> </w:t>
+      </w:r>
+    </w:p>
+    <w:p>
+      <w:pPr>
+        <w:pStyle w:val="MTDisplayEquation"/>
+      </w:pPr>
+      <w:r>
+        <w:t xml:space="preserve"> </w:t>
+      </w:r>
+      <w:r>
+        <w:rPr>
+          <w:rFonts w:hint="eastAsia"/>
+        </w:rPr>
+        <w:t>因此有，</w:t>
+      </w:r>
+      <w:r>
+        <w:t xml:space="preserve"> </w:t>
+      </w:r>
+    </w:p>
+    <w:p>
+      <w:pPr>
+        <w:pStyle w:val="MTDisplayEquation"/>
       </w:pPr>
       <w:r>
         <w:tab/>
@@ -698,11 +795,37 @@
         <w:rPr>
           <w:position w:val="-54"/>
         </w:rPr>
-        <w:object w:dxaOrig="3720" w:dyaOrig="1200" w14:anchorId="2FB387B7">
-          <v:shape id="_x0000_i1145" type="#_x0000_t75" style="width:186.05pt;height:59.9pt" o:ole="">
-            <v:imagedata r:id="rId61" o:title=""/>
-          </v:shape>
-          <o:OLEObject Type="Embed" ProgID="Equation.DSMT4" ShapeID="_x0000_i1145" DrawAspect="Content" ObjectID="_1673983080" r:id="rId62"/>
+        <w:object w:dxaOrig="5140" w:dyaOrig="1200" w14:anchorId="547B1B30">
+          <v:shape id="_x0000_i1135" type="#_x0000_t75" style="width:257.1pt;height:60.05pt" o:ole="">
+            <v:imagedata r:id="rId71" o:title=""/>
+          </v:shape>
+          <o:OLEObject Type="Embed" ProgID="Equation.DSMT4" ShapeID="_x0000_i1135" DrawAspect="Content" ObjectID="_1674066042" r:id="rId72"/>
+        </w:object>
+      </w:r>
+      <w:r>
+        <w:t xml:space="preserve"> </w:t>
+      </w:r>
+    </w:p>
+    <w:p>
+      <w:pPr>
+        <w:pStyle w:val="MTDisplayEquation"/>
+        <w:rPr>
+          <w:rFonts w:hint="eastAsia"/>
+        </w:rPr>
+      </w:pPr>
+      <w:r>
+        <w:lastRenderedPageBreak/>
+        <w:tab/>
+      </w:r>
+      <w:r>
+        <w:rPr>
+          <w:position w:val="-54"/>
+        </w:rPr>
+        <w:object w:dxaOrig="5060" w:dyaOrig="1200" w14:anchorId="66380F43">
+          <v:shape id="_x0000_i1139" type="#_x0000_t75" style="width:253.1pt;height:60.05pt" o:ole="">
+            <v:imagedata r:id="rId73" o:title=""/>
+          </v:shape>
+          <o:OLEObject Type="Embed" ProgID="Equation.DSMT4" ShapeID="_x0000_i1139" DrawAspect="Content" ObjectID="_1674066043" r:id="rId74"/>
         </w:object>
       </w:r>
       <w:r>
@@ -729,25 +852,44 @@
       </w:r>
       <w:r>
         <w:rPr>
+          <w:position w:val="-28"/>
+        </w:rPr>
+        <w:object w:dxaOrig="5080" w:dyaOrig="560" w14:anchorId="420A40F4">
+          <v:shape id="_x0000_i1151" type="#_x0000_t75" style="width:254pt;height:27.85pt" o:ole="">
+            <v:imagedata r:id="rId75" o:title=""/>
+          </v:shape>
+          <o:OLEObject Type="Embed" ProgID="Equation.DSMT4" ShapeID="_x0000_i1151" DrawAspect="Content" ObjectID="_1674066044" r:id="rId76"/>
+        </w:object>
+      </w:r>
+      <w:r>
+        <w:t xml:space="preserve"> </w:t>
+      </w:r>
+    </w:p>
+    <w:p>
+      <w:pPr>
+        <w:pStyle w:val="MTDisplayEquation"/>
+      </w:pPr>
+      <w:r>
+        <w:tab/>
+      </w:r>
+      <w:r>
+        <w:rPr>
           <w:position w:val="-46"/>
         </w:rPr>
         <w:object w:dxaOrig="4099" w:dyaOrig="1340" w14:anchorId="25C5AD84">
-          <v:shape id="_x0000_i1144" type="#_x0000_t75" style="width:205.05pt;height:66.8pt" o:ole="">
-            <v:imagedata r:id="rId63" o:title=""/>
-          </v:shape>
-          <o:OLEObject Type="Embed" ProgID="Equation.DSMT4" ShapeID="_x0000_i1144" DrawAspect="Content" ObjectID="_1673983081" r:id="rId64"/>
-        </w:object>
-      </w:r>
-      <w:r>
-        <w:t xml:space="preserve"> </w:t>
-      </w:r>
-    </w:p>
-    <w:p>
-      <w:pPr>
-        <w:pStyle w:val="MTDisplayEquation"/>
-        <w:rPr>
-          <w:rFonts w:hint="eastAsia"/>
-        </w:rPr>
+          <v:shape id="_x0000_i1083" type="#_x0000_t75" style="width:204.95pt;height:66.7pt" o:ole="">
+            <v:imagedata r:id="rId77" o:title=""/>
+          </v:shape>
+          <o:OLEObject Type="Embed" ProgID="Equation.DSMT4" ShapeID="_x0000_i1083" DrawAspect="Content" ObjectID="_1674066045" r:id="rId78"/>
+        </w:object>
+      </w:r>
+      <w:r>
+        <w:t xml:space="preserve"> </w:t>
+      </w:r>
+    </w:p>
+    <w:p>
+      <w:pPr>
+        <w:pStyle w:val="MTDisplayEquation"/>
       </w:pPr>
       <w:r>
         <w:tab/>
@@ -757,10 +899,10 @@
           <w:position w:val="-14"/>
         </w:rPr>
         <w:object w:dxaOrig="4040" w:dyaOrig="420" w14:anchorId="6645E264">
-          <v:shape id="_x0000_i1150" type="#_x0000_t75" style="width:202.2pt;height:20.75pt" o:ole="">
-            <v:imagedata r:id="rId65" o:title=""/>
-          </v:shape>
-          <o:OLEObject Type="Embed" ProgID="Equation.DSMT4" ShapeID="_x0000_i1150" DrawAspect="Content" ObjectID="_1673983082" r:id="rId66"/>
+          <v:shape id="_x0000_i1054" type="#_x0000_t75" style="width:202.3pt;height:20.75pt" o:ole="">
+            <v:imagedata r:id="rId79" o:title=""/>
+          </v:shape>
+          <o:OLEObject Type="Embed" ProgID="Equation.DSMT4" ShapeID="_x0000_i1054" DrawAspect="Content" ObjectID="_1674066046" r:id="rId80"/>
         </w:object>
       </w:r>
       <w:r>
@@ -773,10 +915,10 @@
           <w:position w:val="-18"/>
         </w:rPr>
         <w:object w:dxaOrig="3980" w:dyaOrig="480" w14:anchorId="108031E7">
-          <v:shape id="_x0000_i1155" type="#_x0000_t75" style="width:198.7pt;height:24.2pt" o:ole="">
-            <v:imagedata r:id="rId67" o:title=""/>
-          </v:shape>
-          <o:OLEObject Type="Embed" ProgID="Equation.DSMT4" ShapeID="_x0000_i1155" DrawAspect="Content" ObjectID="_1673983083" r:id="rId68"/>
+          <v:shape id="_x0000_i1055" type="#_x0000_t75" style="width:198.75pt;height:24.3pt" o:ole="">
+            <v:imagedata r:id="rId81" o:title=""/>
+          </v:shape>
+          <o:OLEObject Type="Embed" ProgID="Equation.DSMT4" ShapeID="_x0000_i1055" DrawAspect="Content" ObjectID="_1674066047" r:id="rId82"/>
         </w:object>
       </w:r>
       <w:r>
@@ -790,10 +932,10 @@
           <w:position w:val="-6"/>
         </w:rPr>
         <w:object w:dxaOrig="680" w:dyaOrig="279" w14:anchorId="35E5FF1E">
-          <v:shape id="_x0000_i1158" type="#_x0000_t75" style="width:34pt;height:13.8pt" o:ole="">
-            <v:imagedata r:id="rId69" o:title=""/>
-          </v:shape>
-          <o:OLEObject Type="Embed" ProgID="Equation.DSMT4" ShapeID="_x0000_i1158" DrawAspect="Content" ObjectID="_1673983084" r:id="rId70"/>
+          <v:shape id="_x0000_i1056" type="#_x0000_t75" style="width:34pt;height:13.7pt" o:ole="">
+            <v:imagedata r:id="rId83" o:title=""/>
+          </v:shape>
+          <o:OLEObject Type="Embed" ProgID="Equation.DSMT4" ShapeID="_x0000_i1056" DrawAspect="Content" ObjectID="_1674066048" r:id="rId84"/>
         </w:object>
       </w:r>
       <w:r>
@@ -807,10 +949,10 @@
           <w:position w:val="-14"/>
         </w:rPr>
         <w:object w:dxaOrig="1020" w:dyaOrig="400" w14:anchorId="5DAECFF2">
-          <v:shape id="_x0000_i1161" type="#_x0000_t75" style="width:51.25pt;height:20.15pt" o:ole="">
-            <v:imagedata r:id="rId71" o:title=""/>
-          </v:shape>
-          <o:OLEObject Type="Embed" ProgID="Equation.DSMT4" ShapeID="_x0000_i1161" DrawAspect="Content" ObjectID="_1673983085" r:id="rId72"/>
+          <v:shape id="_x0000_i1057" type="#_x0000_t75" style="width:51.25pt;height:20.3pt" o:ole="">
+            <v:imagedata r:id="rId85" o:title=""/>
+          </v:shape>
+          <o:OLEObject Type="Embed" ProgID="Equation.DSMT4" ShapeID="_x0000_i1057" DrawAspect="Content" ObjectID="_1674066049" r:id="rId86"/>
         </w:object>
       </w:r>
       <w:r>
@@ -823,10 +965,10 @@
           <w:position w:val="-18"/>
         </w:rPr>
         <w:object w:dxaOrig="5160" w:dyaOrig="480" w14:anchorId="66605200">
-          <v:shape id="_x0000_i1167" type="#_x0000_t75" style="width:258.05pt;height:24.2pt" o:ole="">
-            <v:imagedata r:id="rId73" o:title=""/>
-          </v:shape>
-          <o:OLEObject Type="Embed" ProgID="Equation.DSMT4" ShapeID="_x0000_i1167" DrawAspect="Content" ObjectID="_1673983086" r:id="rId74"/>
+          <v:shape id="_x0000_i1058" type="#_x0000_t75" style="width:257.95pt;height:24.3pt" o:ole="">
+            <v:imagedata r:id="rId87" o:title=""/>
+          </v:shape>
+          <o:OLEObject Type="Embed" ProgID="Equation.DSMT4" ShapeID="_x0000_i1058" DrawAspect="Content" ObjectID="_1674066050" r:id="rId88"/>
         </w:object>
       </w:r>
       <w:r>
@@ -840,10 +982,10 @@
           <w:position w:val="-6"/>
         </w:rPr>
         <w:object w:dxaOrig="680" w:dyaOrig="279" w14:anchorId="645B3FD9">
-          <v:shape id="_x0000_i1168" type="#_x0000_t75" style="width:34pt;height:13.8pt" o:ole="">
-            <v:imagedata r:id="rId69" o:title=""/>
-          </v:shape>
-          <o:OLEObject Type="Embed" ProgID="Equation.DSMT4" ShapeID="_x0000_i1168" DrawAspect="Content" ObjectID="_1673983087" r:id="rId75"/>
+          <v:shape id="_x0000_i1059" type="#_x0000_t75" style="width:34pt;height:13.7pt" o:ole="">
+            <v:imagedata r:id="rId83" o:title=""/>
+          </v:shape>
+          <o:OLEObject Type="Embed" ProgID="Equation.DSMT4" ShapeID="_x0000_i1059" DrawAspect="Content" ObjectID="_1674066051" r:id="rId89"/>
         </w:object>
       </w:r>
       <w:r>
@@ -857,19 +999,16 @@
           <w:position w:val="-14"/>
         </w:rPr>
         <w:object w:dxaOrig="1020" w:dyaOrig="400" w14:anchorId="1BAD46D8">
-          <v:shape id="_x0000_i1169" type="#_x0000_t75" style="width:51.25pt;height:20.15pt" o:ole="">
-            <v:imagedata r:id="rId71" o:title=""/>
-          </v:shape>
-          <o:OLEObject Type="Embed" ProgID="Equation.DSMT4" ShapeID="_x0000_i1169" DrawAspect="Content" ObjectID="_1673983088" r:id="rId76"/>
-        </w:object>
-      </w:r>
-    </w:p>
-    <w:p>
-      <w:pPr>
-        <w:pStyle w:val="MTDisplayEquation"/>
-        <w:rPr>
-          <w:rFonts w:hint="eastAsia"/>
-        </w:rPr>
+          <v:shape id="_x0000_i1060" type="#_x0000_t75" style="width:51.25pt;height:20.3pt" o:ole="">
+            <v:imagedata r:id="rId85" o:title=""/>
+          </v:shape>
+          <o:OLEObject Type="Embed" ProgID="Equation.DSMT4" ShapeID="_x0000_i1060" DrawAspect="Content" ObjectID="_1674066052" r:id="rId90"/>
+        </w:object>
+      </w:r>
+    </w:p>
+    <w:p>
+      <w:pPr>
+        <w:pStyle w:val="MTDisplayEquation"/>
       </w:pPr>
       <w:r>
         <w:tab/>
@@ -879,18 +1018,19 @@
           <w:position w:val="-64"/>
         </w:rPr>
         <w:object w:dxaOrig="4560" w:dyaOrig="1460" w14:anchorId="26B0ADA8">
-          <v:shape id="_x0000_i1177" type="#_x0000_t75" style="width:228.1pt;height:73.15pt" o:ole="">
-            <v:imagedata r:id="rId77" o:title=""/>
-          </v:shape>
-          <o:OLEObject Type="Embed" ProgID="Equation.DSMT4" ShapeID="_x0000_i1177" DrawAspect="Content" ObjectID="_1673983089" r:id="rId78"/>
-        </w:object>
-      </w:r>
-      <w:r>
-        <w:t xml:space="preserve"> </w:t>
-      </w:r>
-    </w:p>
-    <w:p>
-      <w:pPr>
+          <v:shape id="_x0000_i1061" type="#_x0000_t75" style="width:227.95pt;height:73.35pt" o:ole="">
+            <v:imagedata r:id="rId91" o:title=""/>
+          </v:shape>
+          <o:OLEObject Type="Embed" ProgID="Equation.DSMT4" ShapeID="_x0000_i1061" DrawAspect="Content" ObjectID="_1674066053" r:id="rId92"/>
+        </w:object>
+      </w:r>
+      <w:r>
+        <w:t xml:space="preserve"> </w:t>
+      </w:r>
+    </w:p>
+    <w:p>
+      <w:pPr>
+        <w:pStyle w:val="MTDisplayEquation"/>
         <w:jc w:val="center"/>
         <w:rPr>
           <w:rFonts w:hint="eastAsia"/>
@@ -900,13 +1040,18 @@
         <w:rPr>
           <w:position w:val="-54"/>
         </w:rPr>
-        <w:object w:dxaOrig="4000" w:dyaOrig="1200" w14:anchorId="2D62D75B">
-          <v:shape id="_x0000_i1180" type="#_x0000_t75" style="width:199.85pt;height:59.9pt" o:ole="">
-            <v:imagedata r:id="rId79" o:title=""/>
-          </v:shape>
-          <o:OLEObject Type="Embed" ProgID="Equation.DSMT4" ShapeID="_x0000_i1180" DrawAspect="Content" ObjectID="_1673983090" r:id="rId80"/>
-        </w:object>
-      </w:r>
+        <w:object w:dxaOrig="5360" w:dyaOrig="1200" w14:anchorId="2E01FF13">
+          <v:shape id="_x0000_i1160" type="#_x0000_t75" style="width:268.1pt;height:60.05pt" o:ole="">
+            <v:imagedata r:id="rId93" o:title=""/>
+          </v:shape>
+          <o:OLEObject Type="Embed" ProgID="Equation.DSMT4" ShapeID="_x0000_i1160" DrawAspect="Content" ObjectID="_1674066054" r:id="rId94"/>
+        </w:object>
+      </w:r>
+    </w:p>
+    <w:p>
+      <w:pPr>
+        <w:jc w:val="center"/>
+      </w:pPr>
     </w:p>
     <w:sectPr>
       <w:pgSz w:w="12240" w:h="15840"/>
